--- a/app/src/main/assets/template-classic.docx
+++ b/app/src/main/assets/template-classic.docx
@@ -283,7 +283,7 @@
       <w:pPr>
         <w:shd w:fill="ffffff" w:val="clear"/>
         <w:spacing w:after="160" w:lineRule="auto"/>
-        <w:jc w:val="right"/>
+        <w:jc w:val="center"/>
         <w:rPr>
           <w:b w:val="1"/>
           <w:bCs w:val="1"/>
@@ -966,7 +966,7 @@
       <w:tblPr>
         <w:tblStyle w:val="Table3"/>
         <w:tblW w:w="8534.291338582678" w:type="dxa"/>
-        <w:jc w:val="left"/>
+        <w:jc w:val="center"/>
         <w:tblBorders>
           <w:top w:color="000000" w:space="0" w:sz="4" w:val="single"/>
           <w:left w:color="000000" w:space="0" w:sz="4" w:val="single"/>
@@ -1010,6 +1010,7 @@
           <w:p>
             <w:pPr>
               <w:shd w:fill="fafafa" w:val="clear"/>
+              <w:jc w:val="center"/>
               <w:rPr>
                 <w:color w:val="111111"/>
                 <w:sz w:val="17"/>
@@ -1086,6 +1087,7 @@
           <w:p>
             <w:pPr>
               <w:shd w:fill="fafafa" w:val="clear"/>
+              <w:jc w:val="center"/>
               <w:rPr>
                 <w:color w:val="111111"/>
                 <w:sz w:val="17"/>
@@ -1330,6 +1332,7 @@
             <w:pPr>
               <w:shd w:fill="fafafa" w:val="clear"/>
               <w:spacing w:before="240" w:line="288" w:lineRule="auto"/>
+              <w:jc w:val="center"/>
               <w:rPr>
                 <w:color w:val="111111"/>
                 <w:sz w:val="17"/>

--- a/app/src/main/assets/template-classic.docx
+++ b/app/src/main/assets/template-classic.docx
@@ -283,7 +283,8 @@
       <w:pPr>
         <w:shd w:fill="ffffff" w:val="clear"/>
         <w:spacing w:after="160" w:lineRule="auto"/>
-        <w:jc w:val="center"/>
+        <w:ind w:right="841"/>
+        <w:jc w:val="right"/>
         <w:rPr>
           <w:b w:val="1"/>
           <w:bCs w:val="1"/>
@@ -696,13 +697,14 @@
             </w:pPr>
             <w:r>
               <w:rPr>
-                <w:b w:val="1"/>
+                <w:b w:val="0"/>
                 <w:bCs w:val="1"/>
-                <w:sz w:val="24"/>
+                <w:color w:val="595959"/>
+                <w:sz w:val="18"/>
                 <w:szCs w:val="24"/>
                 <w:rtl w:val="0"/>
               </w:rPr>
-              <w:t xml:space="preserve">ΣΥΝΟΛΟ</w:t>
+              <w:t>&lt;&lt;[Αν ΦΠΑ]&gt;&gt;ΚΑΘΑΡΗ ΑΞΙΑ</w:t>
             </w:r>
           </w:p>
         </w:tc>
@@ -736,6 +738,183 @@
             </w:pPr>
             <w:r>
               <w:rPr>
+                <w:b w:val="0"/>
+                <w:bCs w:val="1"/>
+                <w:color w:val="595959"/>
+                <w:sz w:val="18"/>
+                <w:szCs w:val="20"/>
+                <w:rtl w:val="0"/>
+              </w:rPr>
+              <w:t>&lt;&lt;[Καθαρή Αξία]&gt;&gt;</w:t>
+            </w:r>
+          </w:p>
+        </w:tc>
+      </w:tr>
+      <w:tr>
+        <w:trPr>
+          <w:cantSplit w:val="0"/>
+          <w:trHeight w:val="68.03149606299213" w:hRule="atLeast"/>
+          <w:tblHeader w:val="0"/>
+        </w:trPr>
+        <w:tc>
+          <w:tcPr>
+            <w:gridSpan w:val="3"/>
+            <w:tcBorders>
+              <w:top w:color="000000" w:space="0" w:sz="5" w:val="single"/>
+              <w:left w:color="000000" w:space="0" w:sz="5" w:val="single"/>
+              <w:bottom w:color="000000" w:space="0" w:sz="5" w:val="single"/>
+              <w:right w:color="000000" w:space="0" w:sz="5" w:val="single"/>
+            </w:tcBorders>
+            <w:tcMar>
+              <w:top w:w="80.0" w:type="dxa"/>
+              <w:left w:w="80.0" w:type="dxa"/>
+              <w:bottom w:w="80.0" w:type="dxa"/>
+              <w:right w:w="80.0" w:type="dxa"/>
+            </w:tcMar>
+            <w:vAlign w:val="top"/>
+          </w:tcPr>
+          <w:p>
+            <w:pPr>
+              <w:spacing w:before="60" w:lineRule="auto"/>
+              <w:jc w:val="center"/>
+              <w:rPr>
+                <w:b w:val="1"/>
+                <w:bCs w:val="1"/>
+                <w:sz w:val="24"/>
+                <w:szCs w:val="24"/>
+              </w:rPr>
+            </w:pPr>
+            <w:r>
+              <w:rPr>
+                <w:b w:val="0"/>
+                <w:bCs w:val="1"/>
+                <w:color w:val="595959"/>
+                <w:sz w:val="18"/>
+                <w:szCs w:val="24"/>
+                <w:rtl w:val="0"/>
+              </w:rPr>
+              <w:t>&lt;&lt;[Αν ΦΠΑ]&gt;&gt;ΦΠΑ 24%</w:t>
+            </w:r>
+          </w:p>
+        </w:tc>
+        <w:tc>
+          <w:tcPr>
+            <w:tcBorders>
+              <w:top w:color="000000" w:space="0" w:sz="5" w:val="single"/>
+              <w:left w:color="000000" w:space="0" w:sz="5" w:val="single"/>
+              <w:bottom w:color="000000" w:space="0" w:sz="5" w:val="single"/>
+              <w:right w:color="000000" w:space="0" w:sz="5" w:val="single"/>
+            </w:tcBorders>
+            <w:shd w:fill="auto" w:val="clear"/>
+            <w:tcMar>
+              <w:top w:w="80.0" w:type="dxa"/>
+              <w:left w:w="80.0" w:type="dxa"/>
+              <w:bottom w:w="80.0" w:type="dxa"/>
+              <w:right w:w="80.0" w:type="dxa"/>
+            </w:tcMar>
+            <w:vAlign w:val="top"/>
+          </w:tcPr>
+          <w:p>
+            <w:pPr>
+              <w:spacing w:before="60" w:lineRule="auto"/>
+              <w:jc w:val="right"/>
+              <w:rPr>
+                <w:b w:val="1"/>
+                <w:bCs w:val="1"/>
+                <w:sz w:val="20"/>
+                <w:szCs w:val="20"/>
+              </w:rPr>
+            </w:pPr>
+            <w:r>
+              <w:rPr>
+                <w:b w:val="0"/>
+                <w:bCs w:val="1"/>
+                <w:color w:val="595959"/>
+                <w:sz w:val="18"/>
+                <w:szCs w:val="20"/>
+                <w:rtl w:val="0"/>
+              </w:rPr>
+              <w:t>&lt;&lt;[ΦΠΑ]&gt;&gt;</w:t>
+            </w:r>
+          </w:p>
+        </w:tc>
+      </w:tr>
+      <w:tr>
+        <w:trPr>
+          <w:cantSplit w:val="0"/>
+          <w:trHeight w:val="68.03149606299213" w:hRule="atLeast"/>
+          <w:tblHeader w:val="0"/>
+        </w:trPr>
+        <w:tc>
+          <w:tcPr>
+            <w:gridSpan w:val="3"/>
+            <w:tcBorders>
+              <w:top w:color="000000" w:space="0" w:sz="5" w:val="single"/>
+              <w:left w:color="000000" w:space="0" w:sz="5" w:val="single"/>
+              <w:bottom w:color="000000" w:space="0" w:sz="5" w:val="single"/>
+              <w:right w:color="000000" w:space="0" w:sz="5" w:val="single"/>
+            </w:tcBorders>
+            <w:tcMar>
+              <w:top w:w="80.0" w:type="dxa"/>
+              <w:left w:w="80.0" w:type="dxa"/>
+              <w:bottom w:w="80.0" w:type="dxa"/>
+              <w:right w:w="80.0" w:type="dxa"/>
+            </w:tcMar>
+            <w:vAlign w:val="top"/>
+          </w:tcPr>
+          <w:p>
+            <w:pPr>
+              <w:spacing w:before="60" w:lineRule="auto"/>
+              <w:jc w:val="center"/>
+              <w:rPr>
+                <w:b w:val="1"/>
+                <w:bCs w:val="1"/>
+                <w:sz w:val="24"/>
+                <w:szCs w:val="24"/>
+              </w:rPr>
+            </w:pPr>
+            <w:r>
+              <w:rPr>
+                <w:b w:val="1"/>
+                <w:bCs w:val="1"/>
+                <w:sz w:val="24"/>
+                <w:szCs w:val="24"/>
+                <w:rtl w:val="0"/>
+              </w:rPr>
+              <w:t xml:space="preserve">ΣΥΝΟΛΟ</w:t>
+            </w:r>
+          </w:p>
+        </w:tc>
+        <w:tc>
+          <w:tcPr>
+            <w:tcBorders>
+              <w:top w:color="000000" w:space="0" w:sz="5" w:val="single"/>
+              <w:left w:color="000000" w:space="0" w:sz="5" w:val="single"/>
+              <w:bottom w:color="000000" w:space="0" w:sz="5" w:val="single"/>
+              <w:right w:color="000000" w:space="0" w:sz="5" w:val="single"/>
+            </w:tcBorders>
+            <w:shd w:fill="auto" w:val="clear"/>
+            <w:tcMar>
+              <w:top w:w="80.0" w:type="dxa"/>
+              <w:left w:w="80.0" w:type="dxa"/>
+              <w:bottom w:w="80.0" w:type="dxa"/>
+              <w:right w:w="80.0" w:type="dxa"/>
+            </w:tcMar>
+            <w:vAlign w:val="top"/>
+          </w:tcPr>
+          <w:p>
+            <w:pPr>
+              <w:spacing w:before="60" w:lineRule="auto"/>
+              <w:jc w:val="right"/>
+              <w:rPr>
+                <w:b w:val="1"/>
+                <w:bCs w:val="1"/>
+                <w:sz w:val="20"/>
+                <w:szCs w:val="20"/>
+              </w:rPr>
+            </w:pPr>
+            <w:r>
+              <w:rPr>
                 <w:b w:val="1"/>
                 <w:bCs w:val="1"/>
                 <w:sz w:val="20"/>
@@ -845,7 +1024,7 @@
         <w:spacing w:before="160" w:after="40" w:line="240" w:lineRule="auto"/>
         <w:jc w:val="left"/>
         <w:pBdr>
-          <w:bottom w:val="single" w:sz="4" w:space="1" w:color="C55A11"/>
+          <w:bottom w:val="single" w:sz="6" w:space="1" w:color="00E2A2"/>
         </w:pBdr>
       </w:pPr>
       <w:r>
@@ -881,7 +1060,7 @@
         <w:spacing w:before="160" w:after="40" w:line="240" w:lineRule="auto"/>
         <w:jc w:val="left"/>
         <w:pBdr>
-          <w:bottom w:val="single" w:sz="4" w:space="1" w:color="C55A11"/>
+          <w:bottom w:val="single" w:sz="6" w:space="1" w:color="00E2A2"/>
         </w:pBdr>
       </w:pPr>
       <w:r>
